--- a/Documentation/Week 4/Minutes_Group21_Wk4.docx
+++ b/Documentation/Week 4/Minutes_Group21_Wk4.docx
@@ -425,6 +425,14 @@
                 <w:lang w:val="en-US"/>
               </w:rPr>
             </w:pPr>
+            <w:r>
+              <w:rPr>
+                <w:sz w:val="20"/>
+                <w:szCs w:val="20"/>
+                <w:lang w:val="en-US"/>
+              </w:rPr>
+              <w:t>1</w:t>
+            </w:r>
           </w:p>
         </w:tc>
         <w:tc>
@@ -443,6 +451,14 @@
                 <w:lang w:val="en-US"/>
               </w:rPr>
             </w:pPr>
+            <w:r>
+              <w:rPr>
+                <w:sz w:val="20"/>
+                <w:szCs w:val="20"/>
+                <w:lang w:val="en-US"/>
+              </w:rPr>
+              <w:t>Meeting Start</w:t>
+            </w:r>
           </w:p>
         </w:tc>
         <w:tc>

--- a/Documentation/Week 4/Minutes_Group21_Wk4.docx
+++ b/Documentation/Week 4/Minutes_Group21_Wk4.docx
@@ -138,6 +138,46 @@
         </w:rPr>
         <w:t xml:space="preserve">Christo, </w:t>
       </w:r>
+      <w:r>
+        <w:rPr>
+          <w:lang w:val="en-US"/>
+        </w:rPr>
+        <w:t xml:space="preserve">Dylan, </w:t>
+      </w:r>
+      <w:proofErr w:type="spellStart"/>
+      <w:r>
+        <w:rPr>
+          <w:lang w:val="en-US"/>
+        </w:rPr>
+        <w:t>Dhava</w:t>
+      </w:r>
+      <w:proofErr w:type="spellEnd"/>
+      <w:r>
+        <w:rPr>
+          <w:lang w:val="en-US"/>
+        </w:rPr>
+        <w:t xml:space="preserve">, </w:t>
+      </w:r>
+      <w:proofErr w:type="spellStart"/>
+      <w:r>
+        <w:rPr>
+          <w:lang w:val="en-US"/>
+        </w:rPr>
+        <w:t>Lithasa</w:t>
+      </w:r>
+      <w:proofErr w:type="spellEnd"/>
+      <w:r>
+        <w:rPr>
+          <w:lang w:val="en-US"/>
+        </w:rPr>
+        <w:t>, Murphy</w:t>
+      </w:r>
+      <w:r>
+        <w:rPr>
+          <w:lang w:val="en-US"/>
+        </w:rPr>
+        <w:t>, Terry</w:t>
+      </w:r>
     </w:p>
     <w:p>
       <w:pPr>
@@ -230,6 +270,12 @@
         </w:rPr>
         <w:t xml:space="preserve"> </w:t>
       </w:r>
+      <w:r>
+        <w:rPr>
+          <w:lang w:val="en-US"/>
+        </w:rPr>
+        <w:t>12pm</w:t>
+      </w:r>
     </w:p>
     <w:tbl>
       <w:tblPr>
@@ -459,6 +505,1265 @@
               </w:rPr>
               <w:t>Meeting Start</w:t>
             </w:r>
+          </w:p>
+        </w:tc>
+        <w:tc>
+          <w:tcPr>
+            <w:tcW w:w="3969" w:type="dxa"/>
+          </w:tcPr>
+          <w:p>
+            <w:pPr>
+              <w:tabs>
+                <w:tab w:val="center" w:pos="4513"/>
+                <w:tab w:val="left" w:pos="5844"/>
+              </w:tabs>
+              <w:rPr>
+                <w:sz w:val="20"/>
+                <w:szCs w:val="20"/>
+                <w:lang w:val="en-US"/>
+              </w:rPr>
+            </w:pPr>
+          </w:p>
+        </w:tc>
+        <w:tc>
+          <w:tcPr>
+            <w:tcW w:w="3686" w:type="dxa"/>
+          </w:tcPr>
+          <w:p>
+            <w:pPr>
+              <w:tabs>
+                <w:tab w:val="center" w:pos="4513"/>
+                <w:tab w:val="left" w:pos="5844"/>
+              </w:tabs>
+              <w:rPr>
+                <w:sz w:val="20"/>
+                <w:szCs w:val="20"/>
+                <w:lang w:val="en-US"/>
+              </w:rPr>
+            </w:pPr>
+          </w:p>
+        </w:tc>
+      </w:tr>
+      <w:tr>
+        <w:tc>
+          <w:tcPr>
+            <w:tcW w:w="822" w:type="dxa"/>
+          </w:tcPr>
+          <w:p>
+            <w:pPr>
+              <w:tabs>
+                <w:tab w:val="center" w:pos="4513"/>
+                <w:tab w:val="left" w:pos="5844"/>
+              </w:tabs>
+              <w:rPr>
+                <w:sz w:val="20"/>
+                <w:szCs w:val="20"/>
+                <w:lang w:val="en-US"/>
+              </w:rPr>
+            </w:pPr>
+            <w:r>
+              <w:rPr>
+                <w:sz w:val="20"/>
+                <w:szCs w:val="20"/>
+                <w:lang w:val="en-US"/>
+              </w:rPr>
+              <w:t>1105</w:t>
+            </w:r>
+          </w:p>
+        </w:tc>
+        <w:tc>
+          <w:tcPr>
+            <w:tcW w:w="987" w:type="dxa"/>
+          </w:tcPr>
+          <w:p>
+            <w:pPr>
+              <w:tabs>
+                <w:tab w:val="center" w:pos="4513"/>
+                <w:tab w:val="left" w:pos="5844"/>
+              </w:tabs>
+              <w:rPr>
+                <w:sz w:val="20"/>
+                <w:szCs w:val="20"/>
+                <w:lang w:val="en-US"/>
+              </w:rPr>
+            </w:pPr>
+            <w:r>
+              <w:rPr>
+                <w:sz w:val="20"/>
+                <w:szCs w:val="20"/>
+                <w:lang w:val="en-US"/>
+              </w:rPr>
+              <w:t>2</w:t>
+            </w:r>
+          </w:p>
+        </w:tc>
+        <w:tc>
+          <w:tcPr>
+            <w:tcW w:w="2160" w:type="dxa"/>
+          </w:tcPr>
+          <w:p>
+            <w:pPr>
+              <w:tabs>
+                <w:tab w:val="center" w:pos="4513"/>
+                <w:tab w:val="left" w:pos="5844"/>
+              </w:tabs>
+              <w:rPr>
+                <w:sz w:val="20"/>
+                <w:szCs w:val="20"/>
+                <w:lang w:val="en-US"/>
+              </w:rPr>
+            </w:pPr>
+            <w:r>
+              <w:rPr>
+                <w:sz w:val="20"/>
+                <w:szCs w:val="20"/>
+                <w:lang w:val="en-US"/>
+              </w:rPr>
+              <w:t>Deliverables</w:t>
+            </w:r>
+          </w:p>
+        </w:tc>
+        <w:tc>
+          <w:tcPr>
+            <w:tcW w:w="3969" w:type="dxa"/>
+          </w:tcPr>
+          <w:p>
+            <w:pPr>
+              <w:tabs>
+                <w:tab w:val="center" w:pos="4513"/>
+                <w:tab w:val="left" w:pos="5844"/>
+              </w:tabs>
+              <w:rPr>
+                <w:sz w:val="20"/>
+                <w:szCs w:val="20"/>
+                <w:lang w:val="en-US"/>
+              </w:rPr>
+            </w:pPr>
+            <w:r>
+              <w:rPr>
+                <w:sz w:val="20"/>
+                <w:szCs w:val="20"/>
+                <w:lang w:val="en-US"/>
+              </w:rPr>
+              <w:t>Discussed deliverables</w:t>
+            </w:r>
+            <w:r>
+              <w:rPr>
+                <w:sz w:val="20"/>
+                <w:szCs w:val="20"/>
+                <w:lang w:val="en-US"/>
+              </w:rPr>
+              <w:t>:</w:t>
+            </w:r>
+          </w:p>
+          <w:p>
+            <w:pPr>
+              <w:pStyle w:val="ListParagraph"/>
+              <w:numPr>
+                <w:ilvl w:val="0"/>
+                <w:numId w:val="1"/>
+              </w:numPr>
+              <w:tabs>
+                <w:tab w:val="center" w:pos="4513"/>
+                <w:tab w:val="left" w:pos="5844"/>
+              </w:tabs>
+              <w:rPr>
+                <w:sz w:val="20"/>
+                <w:szCs w:val="20"/>
+                <w:lang w:val="en-US"/>
+              </w:rPr>
+            </w:pPr>
+            <w:proofErr w:type="gramStart"/>
+            <w:r>
+              <w:rPr>
+                <w:sz w:val="20"/>
+                <w:szCs w:val="20"/>
+                <w:lang w:val="en-US"/>
+              </w:rPr>
+              <w:t>the progress</w:t>
+            </w:r>
+            <w:proofErr w:type="gramEnd"/>
+          </w:p>
+          <w:p>
+            <w:pPr>
+              <w:pStyle w:val="ListParagraph"/>
+              <w:numPr>
+                <w:ilvl w:val="0"/>
+                <w:numId w:val="1"/>
+              </w:numPr>
+              <w:tabs>
+                <w:tab w:val="center" w:pos="4513"/>
+                <w:tab w:val="left" w:pos="5844"/>
+              </w:tabs>
+              <w:rPr>
+                <w:sz w:val="20"/>
+                <w:szCs w:val="20"/>
+                <w:lang w:val="en-US"/>
+              </w:rPr>
+            </w:pPr>
+            <w:r>
+              <w:rPr>
+                <w:sz w:val="20"/>
+                <w:szCs w:val="20"/>
+                <w:lang w:val="en-US"/>
+              </w:rPr>
+              <w:t>submission details</w:t>
+            </w:r>
+          </w:p>
+          <w:p>
+            <w:pPr>
+              <w:pStyle w:val="ListParagraph"/>
+              <w:numPr>
+                <w:ilvl w:val="0"/>
+                <w:numId w:val="1"/>
+              </w:numPr>
+              <w:tabs>
+                <w:tab w:val="center" w:pos="4513"/>
+                <w:tab w:val="left" w:pos="5844"/>
+              </w:tabs>
+              <w:rPr>
+                <w:sz w:val="20"/>
+                <w:szCs w:val="20"/>
+                <w:lang w:val="en-US"/>
+              </w:rPr>
+            </w:pPr>
+            <w:r>
+              <w:rPr>
+                <w:sz w:val="20"/>
+                <w:szCs w:val="20"/>
+                <w:lang w:val="en-US"/>
+              </w:rPr>
+              <w:t>deadline</w:t>
+            </w:r>
+          </w:p>
+        </w:tc>
+        <w:tc>
+          <w:tcPr>
+            <w:tcW w:w="3686" w:type="dxa"/>
+          </w:tcPr>
+          <w:p>
+            <w:pPr>
+              <w:pStyle w:val="ListParagraph"/>
+              <w:numPr>
+                <w:ilvl w:val="0"/>
+                <w:numId w:val="1"/>
+              </w:numPr>
+              <w:tabs>
+                <w:tab w:val="center" w:pos="4513"/>
+                <w:tab w:val="left" w:pos="5844"/>
+              </w:tabs>
+              <w:rPr>
+                <w:sz w:val="20"/>
+                <w:szCs w:val="20"/>
+                <w:lang w:val="en-US"/>
+              </w:rPr>
+            </w:pPr>
+            <w:r>
+              <w:rPr>
+                <w:sz w:val="20"/>
+                <w:szCs w:val="20"/>
+                <w:lang w:val="en-US"/>
+              </w:rPr>
+              <w:t>Everyone to push</w:t>
+            </w:r>
+            <w:r>
+              <w:rPr>
+                <w:sz w:val="20"/>
+                <w:szCs w:val="20"/>
+                <w:lang w:val="en-US"/>
+              </w:rPr>
+              <w:t xml:space="preserve"> responsible</w:t>
+            </w:r>
+            <w:r>
+              <w:rPr>
+                <w:sz w:val="20"/>
+                <w:szCs w:val="20"/>
+                <w:lang w:val="en-US"/>
+              </w:rPr>
+              <w:t xml:space="preserve"> </w:t>
+            </w:r>
+            <w:r>
+              <w:rPr>
+                <w:sz w:val="20"/>
+                <w:szCs w:val="20"/>
+                <w:lang w:val="en-US"/>
+              </w:rPr>
+              <w:t xml:space="preserve">deliverables to </w:t>
+            </w:r>
+            <w:r>
+              <w:rPr>
+                <w:sz w:val="20"/>
+                <w:szCs w:val="20"/>
+                <w:lang w:val="en-US"/>
+              </w:rPr>
+              <w:t>GitHub</w:t>
+            </w:r>
+          </w:p>
+          <w:p>
+            <w:pPr>
+              <w:pStyle w:val="ListParagraph"/>
+              <w:numPr>
+                <w:ilvl w:val="0"/>
+                <w:numId w:val="1"/>
+              </w:numPr>
+              <w:tabs>
+                <w:tab w:val="center" w:pos="4513"/>
+                <w:tab w:val="left" w:pos="5844"/>
+              </w:tabs>
+              <w:rPr>
+                <w:sz w:val="20"/>
+                <w:szCs w:val="20"/>
+                <w:lang w:val="en-US"/>
+              </w:rPr>
+            </w:pPr>
+            <w:r>
+              <w:rPr>
+                <w:sz w:val="20"/>
+                <w:szCs w:val="20"/>
+                <w:lang w:val="en-US"/>
+              </w:rPr>
+              <w:t xml:space="preserve">Christo </w:t>
+            </w:r>
+            <w:proofErr w:type="gramStart"/>
+            <w:r>
+              <w:rPr>
+                <w:sz w:val="20"/>
+                <w:szCs w:val="20"/>
+                <w:lang w:val="en-US"/>
+              </w:rPr>
+              <w:t>to submit</w:t>
+            </w:r>
+            <w:proofErr w:type="gramEnd"/>
+            <w:r>
+              <w:rPr>
+                <w:sz w:val="20"/>
+                <w:szCs w:val="20"/>
+                <w:lang w:val="en-US"/>
+              </w:rPr>
+              <w:t xml:space="preserve"> deliverables</w:t>
+            </w:r>
+            <w:r>
+              <w:rPr>
+                <w:sz w:val="20"/>
+                <w:szCs w:val="20"/>
+                <w:lang w:val="en-US"/>
+              </w:rPr>
+              <w:t xml:space="preserve"> before 5pm tonight (12/08)</w:t>
+            </w:r>
+          </w:p>
+        </w:tc>
+      </w:tr>
+      <w:tr>
+        <w:tc>
+          <w:tcPr>
+            <w:tcW w:w="822" w:type="dxa"/>
+          </w:tcPr>
+          <w:p>
+            <w:pPr>
+              <w:tabs>
+                <w:tab w:val="center" w:pos="4513"/>
+                <w:tab w:val="left" w:pos="5844"/>
+              </w:tabs>
+              <w:rPr>
+                <w:sz w:val="20"/>
+                <w:szCs w:val="20"/>
+                <w:lang w:val="en-US"/>
+              </w:rPr>
+            </w:pPr>
+            <w:r>
+              <w:rPr>
+                <w:sz w:val="20"/>
+                <w:szCs w:val="20"/>
+                <w:lang w:val="en-US"/>
+              </w:rPr>
+              <w:t>1115</w:t>
+            </w:r>
+          </w:p>
+        </w:tc>
+        <w:tc>
+          <w:tcPr>
+            <w:tcW w:w="987" w:type="dxa"/>
+          </w:tcPr>
+          <w:p>
+            <w:pPr>
+              <w:tabs>
+                <w:tab w:val="center" w:pos="4513"/>
+                <w:tab w:val="left" w:pos="5844"/>
+              </w:tabs>
+              <w:rPr>
+                <w:sz w:val="20"/>
+                <w:szCs w:val="20"/>
+                <w:lang w:val="en-US"/>
+              </w:rPr>
+            </w:pPr>
+            <w:r>
+              <w:rPr>
+                <w:sz w:val="20"/>
+                <w:szCs w:val="20"/>
+                <w:lang w:val="en-US"/>
+              </w:rPr>
+              <w:t>3</w:t>
+            </w:r>
+          </w:p>
+        </w:tc>
+        <w:tc>
+          <w:tcPr>
+            <w:tcW w:w="2160" w:type="dxa"/>
+          </w:tcPr>
+          <w:p>
+            <w:pPr>
+              <w:tabs>
+                <w:tab w:val="center" w:pos="4513"/>
+                <w:tab w:val="left" w:pos="5844"/>
+              </w:tabs>
+              <w:rPr>
+                <w:sz w:val="20"/>
+                <w:szCs w:val="20"/>
+                <w:lang w:val="en-US"/>
+              </w:rPr>
+            </w:pPr>
+            <w:r>
+              <w:rPr>
+                <w:sz w:val="20"/>
+                <w:szCs w:val="20"/>
+                <w:lang w:val="en-US"/>
+              </w:rPr>
+              <w:t>Ubuntu Setup</w:t>
+            </w:r>
+          </w:p>
+        </w:tc>
+        <w:tc>
+          <w:tcPr>
+            <w:tcW w:w="3969" w:type="dxa"/>
+          </w:tcPr>
+          <w:p>
+            <w:pPr>
+              <w:pStyle w:val="ListParagraph"/>
+              <w:numPr>
+                <w:ilvl w:val="0"/>
+                <w:numId w:val="1"/>
+              </w:numPr>
+              <w:tabs>
+                <w:tab w:val="center" w:pos="4513"/>
+                <w:tab w:val="left" w:pos="5844"/>
+              </w:tabs>
+              <w:rPr>
+                <w:sz w:val="20"/>
+                <w:szCs w:val="20"/>
+                <w:lang w:val="en-US"/>
+              </w:rPr>
+            </w:pPr>
+            <w:r>
+              <w:rPr>
+                <w:sz w:val="20"/>
+                <w:szCs w:val="20"/>
+                <w:lang w:val="en-US"/>
+              </w:rPr>
+              <w:t>Discussed everyone’s progress with installing a VM to run Ubuntu 22 on</w:t>
+            </w:r>
+          </w:p>
+          <w:p>
+            <w:pPr>
+              <w:pStyle w:val="ListParagraph"/>
+              <w:numPr>
+                <w:ilvl w:val="0"/>
+                <w:numId w:val="1"/>
+              </w:numPr>
+              <w:tabs>
+                <w:tab w:val="center" w:pos="4513"/>
+                <w:tab w:val="left" w:pos="5844"/>
+              </w:tabs>
+              <w:rPr>
+                <w:sz w:val="20"/>
+                <w:szCs w:val="20"/>
+                <w:lang w:val="en-US"/>
+              </w:rPr>
+            </w:pPr>
+            <w:r>
+              <w:rPr>
+                <w:sz w:val="20"/>
+                <w:szCs w:val="20"/>
+                <w:lang w:val="en-US"/>
+              </w:rPr>
+              <w:t>Introduced everyone to the `SETUP.md` file describing all the steps for everyone to set up an identical development environment</w:t>
+            </w:r>
+          </w:p>
+          <w:p>
+            <w:pPr>
+              <w:pStyle w:val="ListParagraph"/>
+              <w:numPr>
+                <w:ilvl w:val="0"/>
+                <w:numId w:val="1"/>
+              </w:numPr>
+              <w:tabs>
+                <w:tab w:val="center" w:pos="4513"/>
+                <w:tab w:val="left" w:pos="5844"/>
+              </w:tabs>
+              <w:rPr>
+                <w:sz w:val="20"/>
+                <w:szCs w:val="20"/>
+                <w:lang w:val="en-US"/>
+              </w:rPr>
+            </w:pPr>
+            <w:r>
+              <w:rPr>
+                <w:sz w:val="20"/>
+                <w:szCs w:val="20"/>
+                <w:lang w:val="en-US"/>
+              </w:rPr>
+              <w:t>Split group project was checked in on. All groups are ready to begin, with most research having been finished.</w:t>
+            </w:r>
+          </w:p>
+        </w:tc>
+        <w:tc>
+          <w:tcPr>
+            <w:tcW w:w="3686" w:type="dxa"/>
+          </w:tcPr>
+          <w:p>
+            <w:pPr>
+              <w:pStyle w:val="ListParagraph"/>
+              <w:numPr>
+                <w:ilvl w:val="0"/>
+                <w:numId w:val="1"/>
+              </w:numPr>
+              <w:tabs>
+                <w:tab w:val="center" w:pos="4513"/>
+                <w:tab w:val="left" w:pos="5844"/>
+              </w:tabs>
+              <w:rPr>
+                <w:sz w:val="20"/>
+                <w:szCs w:val="20"/>
+                <w:lang w:val="en-US"/>
+              </w:rPr>
+            </w:pPr>
+            <w:r>
+              <w:rPr>
+                <w:sz w:val="20"/>
+                <w:szCs w:val="20"/>
+                <w:lang w:val="en-US"/>
+              </w:rPr>
+              <w:t xml:space="preserve">Everyone </w:t>
+            </w:r>
+            <w:proofErr w:type="gramStart"/>
+            <w:r>
+              <w:rPr>
+                <w:sz w:val="20"/>
+                <w:szCs w:val="20"/>
+                <w:lang w:val="en-US"/>
+              </w:rPr>
+              <w:t>to set</w:t>
+            </w:r>
+            <w:proofErr w:type="gramEnd"/>
+            <w:r>
+              <w:rPr>
+                <w:sz w:val="20"/>
+                <w:szCs w:val="20"/>
+                <w:lang w:val="en-US"/>
+              </w:rPr>
+              <w:t xml:space="preserve"> up </w:t>
+            </w:r>
+            <w:r>
+              <w:rPr>
+                <w:sz w:val="20"/>
+                <w:szCs w:val="20"/>
+                <w:lang w:val="en-US"/>
+              </w:rPr>
+              <w:t xml:space="preserve">development </w:t>
+            </w:r>
+            <w:proofErr w:type="gramStart"/>
+            <w:r>
+              <w:rPr>
+                <w:sz w:val="20"/>
+                <w:szCs w:val="20"/>
+                <w:lang w:val="en-US"/>
+              </w:rPr>
+              <w:t>environment</w:t>
+            </w:r>
+            <w:proofErr w:type="gramEnd"/>
+            <w:r>
+              <w:rPr>
+                <w:sz w:val="20"/>
+                <w:szCs w:val="20"/>
+                <w:lang w:val="en-US"/>
+              </w:rPr>
+              <w:t xml:space="preserve"> on personal Ubuntu VMs or personal Ubuntu machines.</w:t>
+            </w:r>
+          </w:p>
+          <w:p>
+            <w:pPr>
+              <w:pStyle w:val="ListParagraph"/>
+              <w:numPr>
+                <w:ilvl w:val="0"/>
+                <w:numId w:val="1"/>
+              </w:numPr>
+              <w:tabs>
+                <w:tab w:val="center" w:pos="4513"/>
+                <w:tab w:val="left" w:pos="5844"/>
+              </w:tabs>
+              <w:rPr>
+                <w:sz w:val="20"/>
+                <w:szCs w:val="20"/>
+                <w:lang w:val="en-US"/>
+              </w:rPr>
+            </w:pPr>
+            <w:r>
+              <w:rPr>
+                <w:sz w:val="20"/>
+                <w:szCs w:val="20"/>
+                <w:lang w:val="en-US"/>
+              </w:rPr>
+              <w:t xml:space="preserve">Everyone </w:t>
+            </w:r>
+            <w:proofErr w:type="gramStart"/>
+            <w:r>
+              <w:rPr>
+                <w:sz w:val="20"/>
+                <w:szCs w:val="20"/>
+                <w:lang w:val="en-US"/>
+              </w:rPr>
+              <w:t>to begin</w:t>
+            </w:r>
+            <w:proofErr w:type="gramEnd"/>
+            <w:r>
+              <w:rPr>
+                <w:sz w:val="20"/>
+                <w:szCs w:val="20"/>
+                <w:lang w:val="en-US"/>
+              </w:rPr>
+              <w:t xml:space="preserve"> development </w:t>
+            </w:r>
+            <w:r>
+              <w:rPr>
+                <w:sz w:val="20"/>
+                <w:szCs w:val="20"/>
+                <w:lang w:val="en-US"/>
+              </w:rPr>
+              <w:t xml:space="preserve">in split group teams and </w:t>
+            </w:r>
+            <w:proofErr w:type="gramStart"/>
+            <w:r>
+              <w:rPr>
+                <w:sz w:val="20"/>
+                <w:szCs w:val="20"/>
+                <w:lang w:val="en-US"/>
+              </w:rPr>
+              <w:t>finish</w:t>
+            </w:r>
+            <w:proofErr w:type="gramEnd"/>
+            <w:r>
+              <w:rPr>
+                <w:sz w:val="20"/>
+                <w:szCs w:val="20"/>
+                <w:lang w:val="en-US"/>
+              </w:rPr>
+              <w:t xml:space="preserve"> project for presentation to client next Wednesday.</w:t>
+            </w:r>
+          </w:p>
+        </w:tc>
+      </w:tr>
+      <w:tr>
+        <w:tc>
+          <w:tcPr>
+            <w:tcW w:w="822" w:type="dxa"/>
+          </w:tcPr>
+          <w:p>
+            <w:pPr>
+              <w:tabs>
+                <w:tab w:val="center" w:pos="4513"/>
+                <w:tab w:val="left" w:pos="5844"/>
+              </w:tabs>
+              <w:rPr>
+                <w:sz w:val="20"/>
+                <w:szCs w:val="20"/>
+                <w:lang w:val="en-US"/>
+              </w:rPr>
+            </w:pPr>
+            <w:r>
+              <w:rPr>
+                <w:sz w:val="20"/>
+                <w:szCs w:val="20"/>
+                <w:lang w:val="en-US"/>
+              </w:rPr>
+              <w:t>1135</w:t>
+            </w:r>
+          </w:p>
+        </w:tc>
+        <w:tc>
+          <w:tcPr>
+            <w:tcW w:w="987" w:type="dxa"/>
+          </w:tcPr>
+          <w:p>
+            <w:pPr>
+              <w:tabs>
+                <w:tab w:val="center" w:pos="4513"/>
+                <w:tab w:val="left" w:pos="5844"/>
+              </w:tabs>
+              <w:rPr>
+                <w:sz w:val="20"/>
+                <w:szCs w:val="20"/>
+                <w:lang w:val="en-US"/>
+              </w:rPr>
+            </w:pPr>
+            <w:r>
+              <w:rPr>
+                <w:sz w:val="20"/>
+                <w:szCs w:val="20"/>
+                <w:lang w:val="en-US"/>
+              </w:rPr>
+              <w:t>4</w:t>
+            </w:r>
+          </w:p>
+        </w:tc>
+        <w:tc>
+          <w:tcPr>
+            <w:tcW w:w="2160" w:type="dxa"/>
+          </w:tcPr>
+          <w:p>
+            <w:pPr>
+              <w:tabs>
+                <w:tab w:val="center" w:pos="4513"/>
+                <w:tab w:val="left" w:pos="5844"/>
+              </w:tabs>
+              <w:rPr>
+                <w:sz w:val="20"/>
+                <w:szCs w:val="20"/>
+                <w:lang w:val="en-US"/>
+              </w:rPr>
+            </w:pPr>
+            <w:r>
+              <w:rPr>
+                <w:sz w:val="20"/>
+                <w:szCs w:val="20"/>
+                <w:lang w:val="en-US"/>
+              </w:rPr>
+              <w:t>Roles</w:t>
+            </w:r>
+          </w:p>
+        </w:tc>
+        <w:tc>
+          <w:tcPr>
+            <w:tcW w:w="3969" w:type="dxa"/>
+          </w:tcPr>
+          <w:p>
+            <w:pPr>
+              <w:pStyle w:val="ListParagraph"/>
+              <w:numPr>
+                <w:ilvl w:val="0"/>
+                <w:numId w:val="1"/>
+              </w:numPr>
+              <w:tabs>
+                <w:tab w:val="center" w:pos="4513"/>
+                <w:tab w:val="left" w:pos="5844"/>
+              </w:tabs>
+              <w:rPr>
+                <w:sz w:val="20"/>
+                <w:szCs w:val="20"/>
+                <w:lang w:val="en-US"/>
+              </w:rPr>
+            </w:pPr>
+            <w:r>
+              <w:rPr>
+                <w:sz w:val="20"/>
+                <w:szCs w:val="20"/>
+                <w:lang w:val="en-US"/>
+              </w:rPr>
+              <w:t>Christo updated team regarding group roles</w:t>
+            </w:r>
+            <w:r>
+              <w:rPr>
+                <w:sz w:val="20"/>
+                <w:szCs w:val="20"/>
+                <w:lang w:val="en-US"/>
+              </w:rPr>
+              <w:t xml:space="preserve"> structure from first sprint and going forward.</w:t>
+            </w:r>
+          </w:p>
+          <w:p>
+            <w:pPr>
+              <w:pStyle w:val="ListParagraph"/>
+              <w:numPr>
+                <w:ilvl w:val="0"/>
+                <w:numId w:val="1"/>
+              </w:numPr>
+              <w:tabs>
+                <w:tab w:val="center" w:pos="4513"/>
+                <w:tab w:val="left" w:pos="5844"/>
+              </w:tabs>
+              <w:rPr>
+                <w:sz w:val="20"/>
+                <w:szCs w:val="20"/>
+                <w:lang w:val="en-US"/>
+              </w:rPr>
+            </w:pPr>
+            <w:r>
+              <w:rPr>
+                <w:sz w:val="20"/>
+                <w:szCs w:val="20"/>
+                <w:lang w:val="en-US"/>
+              </w:rPr>
+              <w:t>Roles have been split into sub</w:t>
+            </w:r>
+            <w:r>
+              <w:rPr>
+                <w:sz w:val="20"/>
+                <w:szCs w:val="20"/>
+                <w:lang w:val="en-US"/>
+              </w:rPr>
+              <w:t>-</w:t>
+            </w:r>
+            <w:r>
+              <w:rPr>
+                <w:sz w:val="20"/>
+                <w:szCs w:val="20"/>
+                <w:lang w:val="en-US"/>
+              </w:rPr>
+              <w:t>teams rather than hard</w:t>
+            </w:r>
+            <w:r>
+              <w:rPr>
+                <w:sz w:val="20"/>
+                <w:szCs w:val="20"/>
+                <w:lang w:val="en-US"/>
+              </w:rPr>
+              <w:t>, strict roles.</w:t>
+            </w:r>
+          </w:p>
+        </w:tc>
+        <w:tc>
+          <w:tcPr>
+            <w:tcW w:w="3686" w:type="dxa"/>
+          </w:tcPr>
+          <w:p>
+            <w:pPr>
+              <w:pStyle w:val="ListParagraph"/>
+              <w:numPr>
+                <w:ilvl w:val="0"/>
+                <w:numId w:val="1"/>
+              </w:numPr>
+              <w:tabs>
+                <w:tab w:val="center" w:pos="4513"/>
+                <w:tab w:val="left" w:pos="5844"/>
+              </w:tabs>
+              <w:rPr>
+                <w:sz w:val="20"/>
+                <w:szCs w:val="20"/>
+                <w:lang w:val="en-US"/>
+              </w:rPr>
+            </w:pPr>
+            <w:r>
+              <w:rPr>
+                <w:sz w:val="20"/>
+                <w:szCs w:val="20"/>
+                <w:lang w:val="en-US"/>
+              </w:rPr>
+              <w:t>Dylan</w:t>
+            </w:r>
+            <w:r>
+              <w:rPr>
+                <w:sz w:val="20"/>
+                <w:szCs w:val="20"/>
+                <w:lang w:val="en-US"/>
+              </w:rPr>
+              <w:t xml:space="preserve"> (Sprint 2 Project Manager)</w:t>
+            </w:r>
+            <w:r>
+              <w:rPr>
+                <w:sz w:val="20"/>
+                <w:szCs w:val="20"/>
+                <w:lang w:val="en-US"/>
+              </w:rPr>
+              <w:t xml:space="preserve"> to assign roles in next sprint based on what the sprint demands</w:t>
+            </w:r>
+            <w:r>
+              <w:rPr>
+                <w:sz w:val="20"/>
+                <w:szCs w:val="20"/>
+                <w:lang w:val="en-US"/>
+              </w:rPr>
+              <w:t>.</w:t>
+            </w:r>
+          </w:p>
+        </w:tc>
+      </w:tr>
+      <w:tr>
+        <w:tc>
+          <w:tcPr>
+            <w:tcW w:w="822" w:type="dxa"/>
+          </w:tcPr>
+          <w:p>
+            <w:pPr>
+              <w:tabs>
+                <w:tab w:val="center" w:pos="4513"/>
+                <w:tab w:val="left" w:pos="5844"/>
+              </w:tabs>
+              <w:rPr>
+                <w:sz w:val="20"/>
+                <w:szCs w:val="20"/>
+                <w:lang w:val="en-US"/>
+              </w:rPr>
+            </w:pPr>
+            <w:r>
+              <w:rPr>
+                <w:sz w:val="20"/>
+                <w:szCs w:val="20"/>
+                <w:lang w:val="en-US"/>
+              </w:rPr>
+              <w:t>1145</w:t>
+            </w:r>
+          </w:p>
+        </w:tc>
+        <w:tc>
+          <w:tcPr>
+            <w:tcW w:w="987" w:type="dxa"/>
+          </w:tcPr>
+          <w:p>
+            <w:pPr>
+              <w:tabs>
+                <w:tab w:val="center" w:pos="4513"/>
+                <w:tab w:val="left" w:pos="5844"/>
+              </w:tabs>
+              <w:rPr>
+                <w:sz w:val="20"/>
+                <w:szCs w:val="20"/>
+                <w:lang w:val="en-US"/>
+              </w:rPr>
+            </w:pPr>
+            <w:r>
+              <w:rPr>
+                <w:sz w:val="20"/>
+                <w:szCs w:val="20"/>
+                <w:lang w:val="en-US"/>
+              </w:rPr>
+              <w:t>5</w:t>
+            </w:r>
+          </w:p>
+        </w:tc>
+        <w:tc>
+          <w:tcPr>
+            <w:tcW w:w="2160" w:type="dxa"/>
+          </w:tcPr>
+          <w:p>
+            <w:pPr>
+              <w:tabs>
+                <w:tab w:val="center" w:pos="4513"/>
+                <w:tab w:val="left" w:pos="5844"/>
+              </w:tabs>
+              <w:rPr>
+                <w:sz w:val="20"/>
+                <w:szCs w:val="20"/>
+                <w:lang w:val="en-US"/>
+              </w:rPr>
+            </w:pPr>
+            <w:r>
+              <w:rPr>
+                <w:sz w:val="20"/>
+                <w:szCs w:val="20"/>
+                <w:lang w:val="en-US"/>
+              </w:rPr>
+              <w:t>AI Policy</w:t>
+            </w:r>
+          </w:p>
+        </w:tc>
+        <w:tc>
+          <w:tcPr>
+            <w:tcW w:w="3969" w:type="dxa"/>
+          </w:tcPr>
+          <w:p>
+            <w:pPr>
+              <w:pStyle w:val="ListParagraph"/>
+              <w:numPr>
+                <w:ilvl w:val="0"/>
+                <w:numId w:val="1"/>
+              </w:numPr>
+              <w:tabs>
+                <w:tab w:val="center" w:pos="4513"/>
+                <w:tab w:val="left" w:pos="5844"/>
+              </w:tabs>
+              <w:rPr>
+                <w:sz w:val="20"/>
+                <w:szCs w:val="20"/>
+                <w:lang w:val="en-US"/>
+              </w:rPr>
+            </w:pPr>
+            <w:r>
+              <w:rPr>
+                <w:sz w:val="20"/>
+                <w:szCs w:val="20"/>
+                <w:lang w:val="en-US"/>
+              </w:rPr>
+              <w:t>Read over Adrian’s</w:t>
+            </w:r>
+            <w:r>
+              <w:rPr>
+                <w:sz w:val="20"/>
+                <w:szCs w:val="20"/>
+                <w:lang w:val="en-US"/>
+              </w:rPr>
+              <w:t xml:space="preserve"> AI policy which was sent out this morning.</w:t>
+            </w:r>
+          </w:p>
+          <w:p>
+            <w:pPr>
+              <w:pStyle w:val="ListParagraph"/>
+              <w:numPr>
+                <w:ilvl w:val="0"/>
+                <w:numId w:val="1"/>
+              </w:numPr>
+              <w:tabs>
+                <w:tab w:val="center" w:pos="4513"/>
+                <w:tab w:val="left" w:pos="5844"/>
+              </w:tabs>
+              <w:rPr>
+                <w:sz w:val="20"/>
+                <w:szCs w:val="20"/>
+                <w:lang w:val="en-US"/>
+              </w:rPr>
+            </w:pPr>
+            <w:r>
+              <w:rPr>
+                <w:sz w:val="20"/>
+                <w:szCs w:val="20"/>
+                <w:lang w:val="en-US"/>
+              </w:rPr>
+              <w:t xml:space="preserve">Discussed </w:t>
+            </w:r>
+            <w:proofErr w:type="gramStart"/>
+            <w:r>
+              <w:rPr>
+                <w:sz w:val="20"/>
+                <w:szCs w:val="20"/>
+                <w:lang w:val="en-US"/>
+              </w:rPr>
+              <w:t>it’s</w:t>
+            </w:r>
+            <w:proofErr w:type="gramEnd"/>
+            <w:r>
+              <w:rPr>
+                <w:sz w:val="20"/>
+                <w:szCs w:val="20"/>
+                <w:lang w:val="en-US"/>
+              </w:rPr>
+              <w:t xml:space="preserve"> implications and how our project will</w:t>
+            </w:r>
+            <w:r>
+              <w:rPr>
+                <w:sz w:val="20"/>
+                <w:szCs w:val="20"/>
+                <w:lang w:val="en-US"/>
+              </w:rPr>
+              <w:t xml:space="preserve"> develop while keeping in line with the AI policy.</w:t>
+            </w:r>
+          </w:p>
+        </w:tc>
+        <w:tc>
+          <w:tcPr>
+            <w:tcW w:w="3686" w:type="dxa"/>
+          </w:tcPr>
+          <w:p>
+            <w:pPr>
+              <w:pStyle w:val="ListParagraph"/>
+              <w:numPr>
+                <w:ilvl w:val="0"/>
+                <w:numId w:val="1"/>
+              </w:numPr>
+              <w:tabs>
+                <w:tab w:val="center" w:pos="4513"/>
+                <w:tab w:val="left" w:pos="5844"/>
+              </w:tabs>
+              <w:rPr>
+                <w:sz w:val="20"/>
+                <w:szCs w:val="20"/>
+                <w:lang w:val="en-US"/>
+              </w:rPr>
+            </w:pPr>
+            <w:r>
+              <w:rPr>
+                <w:sz w:val="20"/>
+                <w:szCs w:val="20"/>
+                <w:lang w:val="en-US"/>
+              </w:rPr>
+              <w:t>Team members to ensure to keep in line with client’s AI policy and to ensure all private information or</w:t>
+            </w:r>
+            <w:r>
+              <w:rPr>
+                <w:sz w:val="20"/>
+                <w:szCs w:val="20"/>
+                <w:lang w:val="en-US"/>
+              </w:rPr>
+              <w:t xml:space="preserve"> parameters are safeguarded from AI.</w:t>
+            </w:r>
+          </w:p>
+        </w:tc>
+      </w:tr>
+      <w:tr>
+        <w:tc>
+          <w:tcPr>
+            <w:tcW w:w="822" w:type="dxa"/>
+          </w:tcPr>
+          <w:p>
+            <w:pPr>
+              <w:tabs>
+                <w:tab w:val="center" w:pos="4513"/>
+                <w:tab w:val="left" w:pos="5844"/>
+              </w:tabs>
+              <w:rPr>
+                <w:sz w:val="20"/>
+                <w:szCs w:val="20"/>
+                <w:lang w:val="en-US"/>
+              </w:rPr>
+            </w:pPr>
+            <w:r>
+              <w:rPr>
+                <w:sz w:val="20"/>
+                <w:szCs w:val="20"/>
+                <w:lang w:val="en-US"/>
+              </w:rPr>
+              <w:t>1155</w:t>
+            </w:r>
+          </w:p>
+        </w:tc>
+        <w:tc>
+          <w:tcPr>
+            <w:tcW w:w="987" w:type="dxa"/>
+          </w:tcPr>
+          <w:p>
+            <w:pPr>
+              <w:tabs>
+                <w:tab w:val="center" w:pos="4513"/>
+                <w:tab w:val="left" w:pos="5844"/>
+              </w:tabs>
+              <w:rPr>
+                <w:sz w:val="20"/>
+                <w:szCs w:val="20"/>
+                <w:lang w:val="en-US"/>
+              </w:rPr>
+            </w:pPr>
+            <w:r>
+              <w:rPr>
+                <w:sz w:val="20"/>
+                <w:szCs w:val="20"/>
+                <w:lang w:val="en-US"/>
+              </w:rPr>
+              <w:t>6</w:t>
+            </w:r>
+          </w:p>
+        </w:tc>
+        <w:tc>
+          <w:tcPr>
+            <w:tcW w:w="2160" w:type="dxa"/>
+          </w:tcPr>
+          <w:p>
+            <w:pPr>
+              <w:tabs>
+                <w:tab w:val="center" w:pos="4513"/>
+                <w:tab w:val="left" w:pos="5844"/>
+              </w:tabs>
+              <w:rPr>
+                <w:sz w:val="20"/>
+                <w:szCs w:val="20"/>
+                <w:lang w:val="en-US"/>
+              </w:rPr>
+            </w:pPr>
+            <w:r>
+              <w:rPr>
+                <w:sz w:val="20"/>
+                <w:szCs w:val="20"/>
+                <w:lang w:val="en-US"/>
+              </w:rPr>
+              <w:t>Meeting End</w:t>
+            </w:r>
+          </w:p>
+        </w:tc>
+        <w:tc>
+          <w:tcPr>
+            <w:tcW w:w="3969" w:type="dxa"/>
+          </w:tcPr>
+          <w:p>
+            <w:pPr>
+              <w:tabs>
+                <w:tab w:val="center" w:pos="4513"/>
+                <w:tab w:val="left" w:pos="5844"/>
+              </w:tabs>
+              <w:rPr>
+                <w:sz w:val="20"/>
+                <w:szCs w:val="20"/>
+                <w:lang w:val="en-US"/>
+              </w:rPr>
+            </w:pPr>
+          </w:p>
+        </w:tc>
+        <w:tc>
+          <w:tcPr>
+            <w:tcW w:w="3686" w:type="dxa"/>
+          </w:tcPr>
+          <w:p>
+            <w:pPr>
+              <w:tabs>
+                <w:tab w:val="center" w:pos="4513"/>
+                <w:tab w:val="left" w:pos="5844"/>
+              </w:tabs>
+              <w:rPr>
+                <w:sz w:val="20"/>
+                <w:szCs w:val="20"/>
+                <w:lang w:val="en-US"/>
+              </w:rPr>
+            </w:pPr>
+          </w:p>
+        </w:tc>
+      </w:tr>
+      <w:tr>
+        <w:tc>
+          <w:tcPr>
+            <w:tcW w:w="822" w:type="dxa"/>
+          </w:tcPr>
+          <w:p>
+            <w:pPr>
+              <w:tabs>
+                <w:tab w:val="center" w:pos="4513"/>
+                <w:tab w:val="left" w:pos="5844"/>
+              </w:tabs>
+              <w:rPr>
+                <w:sz w:val="20"/>
+                <w:szCs w:val="20"/>
+                <w:lang w:val="en-US"/>
+              </w:rPr>
+            </w:pPr>
+          </w:p>
+        </w:tc>
+        <w:tc>
+          <w:tcPr>
+            <w:tcW w:w="987" w:type="dxa"/>
+          </w:tcPr>
+          <w:p>
+            <w:pPr>
+              <w:tabs>
+                <w:tab w:val="center" w:pos="4513"/>
+                <w:tab w:val="left" w:pos="5844"/>
+              </w:tabs>
+              <w:rPr>
+                <w:sz w:val="20"/>
+                <w:szCs w:val="20"/>
+                <w:lang w:val="en-US"/>
+              </w:rPr>
+            </w:pPr>
+          </w:p>
+        </w:tc>
+        <w:tc>
+          <w:tcPr>
+            <w:tcW w:w="2160" w:type="dxa"/>
+          </w:tcPr>
+          <w:p>
+            <w:pPr>
+              <w:tabs>
+                <w:tab w:val="center" w:pos="4513"/>
+                <w:tab w:val="left" w:pos="5844"/>
+              </w:tabs>
+              <w:rPr>
+                <w:sz w:val="20"/>
+                <w:szCs w:val="20"/>
+                <w:lang w:val="en-US"/>
+              </w:rPr>
+            </w:pPr>
           </w:p>
         </w:tc>
         <w:tc>
@@ -704,6 +2009,126 @@
     </w:sectPr>
   </w:body>
 </w:document>
+</file>
+
+<file path=word/numbering.xml><?xml version="1.0" encoding="utf-8"?>
+<w:numbering xmlns:wpc="http://schemas.microsoft.com/office/word/2010/wordprocessingCanvas" xmlns:cx="http://schemas.microsoft.com/office/drawing/2014/chartex" xmlns:cx1="http://schemas.microsoft.com/office/drawing/2015/9/8/chartex" xmlns:cx2="http://schemas.microsoft.com/office/drawing/2015/10/21/chartex" xmlns:cx3="http://schemas.microsoft.com/office/drawing/2016/5/9/chartex" xmlns:cx4="http://schemas.microsoft.com/office/drawing/2016/5/10/chartex" xmlns:cx5="http://schemas.microsoft.com/office/drawing/2016/5/11/chartex" xmlns:cx6="http://schemas.microsoft.com/office/drawing/2016/5/12/chartex" xmlns:cx7="http://schemas.microsoft.com/office/drawing/2016/5/13/chartex" xmlns:cx8="http://schemas.microsoft.com/office/drawing/2016/5/14/chartex" xmlns:mc="http://schemas.openxmlformats.org/markup-compatibility/2006" xmlns:aink="http://schemas.microsoft.com/office/drawing/2016/ink" xmlns:am3d="http://schemas.microsoft.com/office/drawing/2017/model3d" xmlns:o="urn:schemas-microsoft-com:office:office" xmlns:oel="http://schemas.microsoft.com/office/2019/extlst" xmlns:r="http://schemas.openxmlformats.org/officeDocument/2006/relationships" xmlns:m="http://schemas.openxmlformats.org/officeDocument/2006/math" xmlns:v="urn:schemas-microsoft-com:vml" xmlns:wp14="http://schemas.microsoft.com/office/word/2010/wordprocessingDrawing" xmlns:wp="http://schemas.openxmlformats.org/drawingml/2006/wordprocessingDrawing" xmlns:w10="urn:schemas-microsoft-com:office:word" xmlns:w="http://schemas.openxmlformats.org/wordprocessingml/2006/main" xmlns:w14="http://schemas.microsoft.com/office/word/2010/wordml" xmlns:w15="http://schemas.microsoft.com/office/word/2012/wordml" xmlns:w16cei="http://schemas.microsoft.com/office/word/2026/wordml/cei" xmlns:w16cex="http://schemas.microsoft.com/office/word/2018/wordml/cex" xmlns:w16cid="http://schemas.microsoft.com/office/word/2016/wordml/cid" xmlns:w16="http://schemas.microsoft.com/office/word/2018/wordml" xmlns:w16du="http://schemas.microsoft.com/office/word/2023/wordml/word16du" xmlns:w16sdtdh="http://schemas.microsoft.com/office/word/2020/wordml/sdtdatahash" xmlns:w16sdtfl="http://schemas.microsoft.com/office/word/2024/wordml/sdtformatlock" xmlns:w16se="http://schemas.microsoft.com/office/word/2015/wordml/symex" xmlns:wpg="http://schemas.microsoft.com/office/word/2010/wordprocessingGroup" xmlns:wpi="http://schemas.microsoft.com/office/word/2010/wordprocessingInk" xmlns:wne="http://schemas.microsoft.com/office/word/2006/wordml" xmlns:wps="http://schemas.microsoft.com/office/word/2010/wordprocessingShape" mc:Ignorable="w14 w15 w16se w16cid w16 w16cex w16sdtdh w16sdtfl w16du wp14">
+  <w:abstractNum w:abstractNumId="0" w15:restartNumberingAfterBreak="0">
+    <w:nsid w:val="3EC6700D"/>
+    <w:multiLevelType w:val="hybridMultilevel"/>
+    <w:tmpl w:val="82D81680"/>
+    <w:lvl w:ilvl="0" w:tplc="F93AA9A4">
+      <w:numFmt w:val="bullet"/>
+      <w:lvlText w:val="-"/>
+      <w:lvlJc w:val="left"/>
+      <w:pPr>
+        <w:ind w:left="720" w:hanging="360"/>
+      </w:pPr>
+      <w:rPr>
+        <w:rFonts w:ascii="Aptos" w:eastAsiaTheme="minorHAnsi" w:hAnsi="Aptos" w:cstheme="minorBidi" w:hint="default"/>
+      </w:rPr>
+    </w:lvl>
+    <w:lvl w:ilvl="1" w:tplc="0C090003" w:tentative="1">
+      <w:start w:val="1"/>
+      <w:numFmt w:val="bullet"/>
+      <w:lvlText w:val="o"/>
+      <w:lvlJc w:val="left"/>
+      <w:pPr>
+        <w:ind w:left="1440" w:hanging="360"/>
+      </w:pPr>
+      <w:rPr>
+        <w:rFonts w:ascii="Courier New" w:hAnsi="Courier New" w:cs="Courier New" w:hint="default"/>
+      </w:rPr>
+    </w:lvl>
+    <w:lvl w:ilvl="2" w:tplc="0C090005" w:tentative="1">
+      <w:start w:val="1"/>
+      <w:numFmt w:val="bullet"/>
+      <w:lvlText w:val=""/>
+      <w:lvlJc w:val="left"/>
+      <w:pPr>
+        <w:ind w:left="2160" w:hanging="360"/>
+      </w:pPr>
+      <w:rPr>
+        <w:rFonts w:ascii="Wingdings" w:hAnsi="Wingdings" w:hint="default"/>
+      </w:rPr>
+    </w:lvl>
+    <w:lvl w:ilvl="3" w:tplc="0C090001" w:tentative="1">
+      <w:start w:val="1"/>
+      <w:numFmt w:val="bullet"/>
+      <w:lvlText w:val=""/>
+      <w:lvlJc w:val="left"/>
+      <w:pPr>
+        <w:ind w:left="2880" w:hanging="360"/>
+      </w:pPr>
+      <w:rPr>
+        <w:rFonts w:ascii="Symbol" w:hAnsi="Symbol" w:hint="default"/>
+      </w:rPr>
+    </w:lvl>
+    <w:lvl w:ilvl="4" w:tplc="0C090003" w:tentative="1">
+      <w:start w:val="1"/>
+      <w:numFmt w:val="bullet"/>
+      <w:lvlText w:val="o"/>
+      <w:lvlJc w:val="left"/>
+      <w:pPr>
+        <w:ind w:left="3600" w:hanging="360"/>
+      </w:pPr>
+      <w:rPr>
+        <w:rFonts w:ascii="Courier New" w:hAnsi="Courier New" w:cs="Courier New" w:hint="default"/>
+      </w:rPr>
+    </w:lvl>
+    <w:lvl w:ilvl="5" w:tplc="0C090005" w:tentative="1">
+      <w:start w:val="1"/>
+      <w:numFmt w:val="bullet"/>
+      <w:lvlText w:val=""/>
+      <w:lvlJc w:val="left"/>
+      <w:pPr>
+        <w:ind w:left="4320" w:hanging="360"/>
+      </w:pPr>
+      <w:rPr>
+        <w:rFonts w:ascii="Wingdings" w:hAnsi="Wingdings" w:hint="default"/>
+      </w:rPr>
+    </w:lvl>
+    <w:lvl w:ilvl="6" w:tplc="0C090001" w:tentative="1">
+      <w:start w:val="1"/>
+      <w:numFmt w:val="bullet"/>
+      <w:lvlText w:val=""/>
+      <w:lvlJc w:val="left"/>
+      <w:pPr>
+        <w:ind w:left="5040" w:hanging="360"/>
+      </w:pPr>
+      <w:rPr>
+        <w:rFonts w:ascii="Symbol" w:hAnsi="Symbol" w:hint="default"/>
+      </w:rPr>
+    </w:lvl>
+    <w:lvl w:ilvl="7" w:tplc="0C090003" w:tentative="1">
+      <w:start w:val="1"/>
+      <w:numFmt w:val="bullet"/>
+      <w:lvlText w:val="o"/>
+      <w:lvlJc w:val="left"/>
+      <w:pPr>
+        <w:ind w:left="5760" w:hanging="360"/>
+      </w:pPr>
+      <w:rPr>
+        <w:rFonts w:ascii="Courier New" w:hAnsi="Courier New" w:cs="Courier New" w:hint="default"/>
+      </w:rPr>
+    </w:lvl>
+    <w:lvl w:ilvl="8" w:tplc="0C090005" w:tentative="1">
+      <w:start w:val="1"/>
+      <w:numFmt w:val="bullet"/>
+      <w:lvlText w:val=""/>
+      <w:lvlJc w:val="left"/>
+      <w:pPr>
+        <w:ind w:left="6480" w:hanging="360"/>
+      </w:pPr>
+      <w:rPr>
+        <w:rFonts w:ascii="Wingdings" w:hAnsi="Wingdings" w:hint="default"/>
+      </w:rPr>
+    </w:lvl>
+  </w:abstractNum>
+  <w:num w:numId="1" w16cid:durableId="24260457">
+    <w:abstractNumId w:val="0"/>
+  </w:num>
+</w:numbering>
 </file>
 
 <file path=word/styles.xml><?xml version="1.0" encoding="utf-8"?>
